--- a/Pharmacology I Exam 2/pharm-exam-2-acs-antithrombotic-chart.docx
+++ b/Pharmacology I Exam 2/pharm-exam-2-acs-antithrombotic-chart.docx
@@ -199,7 +199,7 @@
                 <w:b w:val="0"/>
                 <w:i w:val="0"/>
               </w:rPr>
-              <w:t xml:space="preserve"> beta blockers in acute infarction are taught here as intravenous then oral with an early mortality benefit, which comes from older trials (current practice favors oral therapy in the first day and avoids the intravenous route with heart failure or shock risk); and the fibrinolytic contraindication list is the older one, which current guidelines split into absolute and relative items.</w:t>
+              <w:t xml:space="preserve"> beta blockers in acute infarction are kept as the course teaches them, intravenous then oral with an early and late mortality benefit; that comes from older trials, and current practice favors oral therapy in the first day, avoids the intravenous route with heart failure or shock risk and rests the benefit mainly on long-term use; and the fibrinolytic contraindication list is the older one, which current guidelines split into absolute and relative items.</w:t>
             </w:r>
           </w:p>
         </w:tc>
@@ -842,7 +842,23 @@
                 <w:i w:val="0"/>
                 <w:sz w:val="18"/>
               </w:rPr>
-              <w:t>Lower heart rate and demand; started early (older teaching: intravenous first, then oral; current practice favors oral therapy in the first day).</w:t>
+              <w:t xml:space="preserve">Lower heart rate and demand; started early: </w:t>
+            </w:r>
+            <w:r>
+              <w:rPr>
+                <w:b/>
+                <w:i w:val="0"/>
+                <w:sz w:val="18"/>
+              </w:rPr>
+              <w:t>intravenous first, then oral</w:t>
+            </w:r>
+            <w:r>
+              <w:rPr>
+                <w:b w:val="0"/>
+                <w:i w:val="0"/>
+                <w:sz w:val="18"/>
+              </w:rPr>
+              <w:t xml:space="preserve"> (the course sequence; current guidelines favor oral therapy in the first day).</w:t>
             </w:r>
           </w:p>
         </w:tc>
@@ -865,7 +881,7 @@
                 <w:i w:val="0"/>
                 <w:sz w:val="18"/>
               </w:rPr>
-              <w:t xml:space="preserve">Smaller infarct size and less sudden cardiac death in older trials; the </w:t>
+              <w:t xml:space="preserve">Taught to </w:t>
             </w:r>
             <w:r>
               <w:rPr>
@@ -873,7 +889,7 @@
                 <w:i w:val="0"/>
                 <w:sz w:val="18"/>
               </w:rPr>
-              <w:t>early mortality and heart failure benefits are not established today</w:t>
+              <w:t>reduce early and late mortality</w:t>
             </w:r>
             <w:r>
               <w:rPr>
@@ -881,7 +897,7 @@
                 <w:i w:val="0"/>
                 <w:sz w:val="18"/>
               </w:rPr>
-              <w:t>.</w:t>
+              <w:t>, infarct size, heart failure and sudden cardiac death (the course answer; current evidence supports mainly the long-term benefit after infarction, most clearly with reduced ventricular function).</w:t>
             </w:r>
           </w:p>
         </w:tc>
